--- a/ky/wisdom-stories/why-are-you-waiting-for-the-last-day-of-the-world.docx
+++ b/ky/wisdom-stories/why-are-you-waiting-for-the-last-day-of-the-world.docx
@@ -20,7 +20,7 @@
           <w:sz w:val="34"/>
           <w:lang w:val="ky-KG"/>
         </w:rPr>
-        <w:t>Эмне үчүн дүйнөнүн акыркы күнүн күтүп жатасыңар</w:t>
+        <w:t>Эмне үчүн дүйнөнүн акыркы күнүн күтүп жатасыңар?</w:t>
       </w:r>
       <w:bookmarkEnd w:id="10237"/>
     </w:p>
@@ -327,7 +327,7 @@
           <w:sz w:val="22"/>
           <w:lang w:val="ky-KG"/>
         </w:rPr>
-        <w:t>— Балдар, мунун баарын жасаш үчүн эмнеге дүйнөнүн акыркы күнүн күтүп жатасыңар? — дейт.</w:t>
+        <w:t>— Балдар, мунун баарын жасоо үчүн эмнеге дүйнөнүн акыркы күнүн күтүп жатасыңар? — дейт.</w:t>
       </w:r>
     </w:p>
     <w:p>
@@ -351,7 +351,7 @@
           <w:sz w:val="22"/>
           <w:lang w:val="ky-KG"/>
         </w:rPr>
-        <w:t xml:space="preserve">Сабак: </w:t>
+        <w:t>Сабак: Жакшылык кылууга акыркы күндү күтпө. Сүйгөн адамыңа сүйөрүңдү айт, кечир жана жакындарыңдын баасын бүгүн бил.</w:t>
       </w:r>
       <w:r>
         <w:rPr>
@@ -360,7 +360,6 @@
           <w:sz w:val="22"/>
           <w:lang w:val="ky-KG"/>
         </w:rPr>
-        <w:t>Жакшылыкка акыркы күндү күтпө. Жакыныңды көрүп, көңүлүн алып, кечирим сурай турган убакыт — бүгүн.</w:t>
       </w:r>
     </w:p>
     <w:p>
@@ -380,7 +379,7 @@
           <w:sz w:val="18"/>
           <w:lang w:val="ky-KG"/>
         </w:rPr>
-        <w:t>Окуя ачык интернет булактарынан алынды.</w:t>
+        <w:t>Аңгемелер ачык интернет булактарынан алынган, иллюстрациялар болсо ЖИ менен түзүлгөн.</w:t>
       </w:r>
     </w:p>
     <w:sectPr>
